--- a/docs/acrme_security_and_rbac_guide.docx
+++ b/docs/acrme_security_and_rbac_guide.docx
@@ -267,7 +267,7 @@
         <w:t xml:space="preserve"> </w:t>
       </w:r>
       <w:r>
-        <w:t xml:space="preserve">Data-plane secrets for Cosmos DB / Redis (handled by managed identity + Azure RBAC data roles, out of scope here beyond §12), network security groups, and Azure Policy authoring. Those are referenced where they intersect authorization.</w:t>
+        <w:t xml:space="preserve">Data-plane secrets for Cosmos DB / Redis (handled by managed identity + Azure RBAC data roles, out of scope here beyond Section 12), network security groups, and Azure Policy authoring. Those are referenced where they intersect authorization.</w:t>
       </w:r>
     </w:p>
     <w:p>
@@ -1134,7 +1134,7 @@
         <w:t xml:space="preserve"> </w:t>
       </w:r>
       <w:r>
-        <w:t xml:space="preserve">the engine but cannot grant themselves or the engine new Azure rights; a Policy Admin shapes behavior but cannot execute it; an Auditor sees everything and changes nothing. See §10 (separation of duties).</w:t>
+        <w:t xml:space="preserve">the engine but cannot grant themselves or the engine new Azure rights; a Policy Admin shapes behavior but cannot execute it; an Auditor sees everything and changes nothing. See Section 10 (separation of duties).</w:t>
       </w:r>
     </w:p>
     <w:p>
@@ -3741,7 +3741,7 @@
         <w:t xml:space="preserve"> </w:t>
       </w:r>
       <w:r>
-        <w:t xml:space="preserve">— never a subscription. See §11 for the full G-14 consent and revocation model.</w:t>
+        <w:t xml:space="preserve">— never a subscription. See Section 11 for the full G-14 consent and revocation model.</w:t>
       </w:r>
     </w:p>
     <w:bookmarkEnd w:id="28"/>
@@ -3852,7 +3852,7 @@
               <w:jc w:val="left"/>
             </w:pPr>
             <w:r>
-              <w:t xml:space="preserve">read actions in §3.1</w:t>
+              <w:t xml:space="preserve">read actions in Section 3.1</w:t>
             </w:r>
           </w:p>
         </w:tc>
@@ -3902,7 +3902,7 @@
               <w:jc w:val="left"/>
             </w:pPr>
             <w:r>
-              <w:t xml:space="preserve">corresponding write action in §3.2 / §3.5</w:t>
+              <w:t xml:space="preserve">corresponding write action in Section 3.2 / Section 3.5</w:t>
             </w:r>
           </w:p>
         </w:tc>
@@ -4132,7 +4132,7 @@
               <w:jc w:val="left"/>
             </w:pPr>
             <w:r>
-              <w:t xml:space="preserve">See §12</w:t>
+              <w:t xml:space="preserve">See Section 12</w:t>
             </w:r>
           </w:p>
         </w:tc>
@@ -4675,7 +4675,7 @@
         <w:t xml:space="preserve"> </w:t>
       </w:r>
       <w:r>
-        <w:t xml:space="preserve">are set to the narrowest management-group/subscription that must host the role definition; assignment scope is narrowed further at assignment time (§5).</w:t>
+        <w:t xml:space="preserve">are set to the narrowest management-group/subscription that must host the role definition; assignment scope is narrowed further at assignment time (Section 5).</w:t>
       </w:r>
     </w:p>
     <w:p>
@@ -6539,7 +6539,7 @@
         <w:pStyle w:val="FirstParagraph"/>
       </w:pPr>
       <w:r>
-        <w:t xml:space="preserve">This guide operationalizes the RBAC matrix in the Production Readiness Review (§36). The five UAMIs here correspond 1:1 to the</w:t>
+        <w:t xml:space="preserve">This guide operationalizes the RBAC matrix in the Production Readiness Review (Section 36). The five UAMIs here correspond 1:1 to the</w:t>
       </w:r>
       <w:r>
         <w:t xml:space="preserve"> </w:t>
